--- a/ai_14/artem_mnikh/epic_3/epic_3_report_artem_mnikh.docx
+++ b/ai_14/artem_mnikh/epic_3/epic_3_report_artem_mnikh.docx
@@ -131,12 +131,12 @@
           <wp:inline distB="114300" distT="114300" distL="114300" distR="114300">
             <wp:extent cx="2714625" cy="2571750"/>
             <wp:effectExtent b="0" l="0" r="0" t="0"/>
-            <wp:docPr id="3" name="image5.png"/>
+            <wp:docPr id="4" name="image4.png"/>
             <a:graphic>
               <a:graphicData uri="http://schemas.openxmlformats.org/drawingml/2006/picture">
                 <pic:pic>
                   <pic:nvPicPr>
-                    <pic:cNvPr id="0" name="image5.png"/>
+                    <pic:cNvPr id="0" name="image4.png"/>
                     <pic:cNvPicPr preferRelativeResize="0"/>
                   </pic:nvPicPr>
                   <pic:blipFill>
@@ -3450,7 +3450,7 @@
     <w:sdt>
       <w:sdtPr>
         <w:lock w:val="contentLocked"/>
-        <w:id w:val="1451630516"/>
+        <w:id w:val="-241332315"/>
         <w:tag w:val="goog_rdk_0"/>
       </w:sdtPr>
       <w:sdtContent>
@@ -3507,12 +3507,12 @@
                     <wp:inline distB="114300" distT="114300" distL="114300" distR="114300">
                       <wp:extent cx="5685473" cy="4071532"/>
                       <wp:effectExtent b="0" l="0" r="0" t="0"/>
-                      <wp:docPr id="12" name="image8.png"/>
+                      <wp:docPr id="12" name="image10.png"/>
                       <a:graphic>
                         <a:graphicData uri="http://schemas.openxmlformats.org/drawingml/2006/picture">
                           <pic:pic>
                             <pic:nvPicPr>
-                              <pic:cNvPr id="0" name="image8.png"/>
+                              <pic:cNvPr id="0" name="image10.png"/>
                               <pic:cNvPicPr preferRelativeResize="0"/>
                             </pic:nvPicPr>
                             <pic:blipFill>
@@ -3922,7 +3922,7 @@
     <w:sdt>
       <w:sdtPr>
         <w:lock w:val="contentLocked"/>
-        <w:id w:val="-2081378278"/>
+        <w:id w:val="415159121"/>
         <w:tag w:val="goog_rdk_1"/>
       </w:sdtPr>
       <w:sdtContent>
@@ -3977,12 +3977,12 @@
                     <wp:inline distB="114300" distT="114300" distL="114300" distR="114300">
                       <wp:extent cx="5766270" cy="7419022"/>
                       <wp:effectExtent b="0" l="0" r="0" t="0"/>
-                      <wp:docPr id="9" name="image10.png"/>
+                      <wp:docPr id="9" name="image13.png"/>
                       <a:graphic>
                         <a:graphicData uri="http://schemas.openxmlformats.org/drawingml/2006/picture">
                           <pic:pic>
                             <pic:nvPicPr>
-                              <pic:cNvPr id="0" name="image10.png"/>
+                              <pic:cNvPr id="0" name="image13.png"/>
                               <pic:cNvPicPr preferRelativeResize="0"/>
                             </pic:nvPicPr>
                             <pic:blipFill>
@@ -4113,7 +4113,7 @@
     <w:sdt>
       <w:sdtPr>
         <w:lock w:val="contentLocked"/>
-        <w:id w:val="-876583000"/>
+        <w:id w:val="-1849929650"/>
         <w:tag w:val="goog_rdk_2"/>
       </w:sdtPr>
       <w:sdtContent>
@@ -4168,12 +4168,12 @@
                     <wp:inline distB="114300" distT="114300" distL="114300" distR="114300">
                       <wp:extent cx="5733098" cy="5892843"/>
                       <wp:effectExtent b="0" l="0" r="0" t="0"/>
-                      <wp:docPr id="1" name="image12.png"/>
+                      <wp:docPr id="2" name="image14.png"/>
                       <a:graphic>
                         <a:graphicData uri="http://schemas.openxmlformats.org/drawingml/2006/picture">
                           <pic:pic>
                             <pic:nvPicPr>
-                              <pic:cNvPr id="0" name="image12.png"/>
+                              <pic:cNvPr id="0" name="image14.png"/>
                               <pic:cNvPicPr preferRelativeResize="0"/>
                             </pic:nvPicPr>
                             <pic:blipFill>
@@ -4297,7 +4297,7 @@
     <w:sdt>
       <w:sdtPr>
         <w:lock w:val="contentLocked"/>
-        <w:id w:val="-1173903374"/>
+        <w:id w:val="1088405045"/>
         <w:tag w:val="goog_rdk_3"/>
       </w:sdtPr>
       <w:sdtContent>
@@ -4350,14 +4350,14 @@
                   </w:rPr>
                   <w:drawing>
                     <wp:inline distB="114300" distT="114300" distL="114300" distR="114300">
-                      <wp:extent cx="5809298" cy="6480408"/>
+                      <wp:extent cx="5933123" cy="5622775"/>
                       <wp:effectExtent b="0" l="0" r="0" t="0"/>
-                      <wp:docPr id="6" name="image6.png"/>
+                      <wp:docPr id="1" name="image8.png"/>
                       <a:graphic>
                         <a:graphicData uri="http://schemas.openxmlformats.org/drawingml/2006/picture">
                           <pic:pic>
                             <pic:nvPicPr>
-                              <pic:cNvPr id="0" name="image6.png"/>
+                              <pic:cNvPr id="0" name="image8.png"/>
                               <pic:cNvPicPr preferRelativeResize="0"/>
                             </pic:nvPicPr>
                             <pic:blipFill>
@@ -4370,7 +4370,7 @@
                             <pic:spPr>
                               <a:xfrm>
                                 <a:off x="0" y="0"/>
-                                <a:ext cx="5809298" cy="6480408"/>
+                                <a:ext cx="5933123" cy="5622775"/>
                               </a:xfrm>
                               <a:prstGeom prst="rect"/>
                               <a:ln/>
@@ -4380,6 +4380,13 @@
                       </a:graphic>
                     </wp:inline>
                   </w:drawing>
+                </w:r>
+                <w:r>
+                  <w:rPr>
+                    <w:rFonts w:ascii="Times New Roman" w:cs="Times New Roman" w:eastAsia="Times New Roman" w:hAnsi="Times New Roman"/>
+                    <w:rtl w:val="0"/>
+                  </w:rPr>
+                  <w:t xml:space="preserve">  </w:t>
                 </w:r>
                 <w:r>
                   <w:rPr>
@@ -43770,7 +43777,7 @@
     <w:sdt>
       <w:sdtPr>
         <w:lock w:val="contentLocked"/>
-        <w:id w:val="1032844986"/>
+        <w:id w:val="781192587"/>
         <w:tag w:val="goog_rdk_4"/>
       </w:sdtPr>
       <w:sdtContent>
@@ -43839,12 +43846,12 @@
                     <wp:inline distB="114300" distT="114300" distL="114300" distR="114300">
                       <wp:extent cx="6087685" cy="755181"/>
                       <wp:effectExtent b="0" l="0" r="0" t="0"/>
-                      <wp:docPr id="8" name="image4.png"/>
+                      <wp:docPr id="8" name="image6.png"/>
                       <a:graphic>
                         <a:graphicData uri="http://schemas.openxmlformats.org/drawingml/2006/picture">
                           <pic:pic>
                             <pic:nvPicPr>
-                              <pic:cNvPr id="0" name="image4.png"/>
+                              <pic:cNvPr id="0" name="image6.png"/>
                               <pic:cNvPicPr preferRelativeResize="0"/>
                             </pic:nvPicPr>
                             <pic:blipFill>
@@ -43997,12 +44004,12 @@
           <wp:inline distB="114300" distT="114300" distL="114300" distR="114300">
             <wp:extent cx="6333173" cy="3174898"/>
             <wp:effectExtent b="0" l="0" r="0" t="0"/>
-            <wp:docPr id="2" name="image1.png"/>
+            <wp:docPr id="3" name="image2.png"/>
             <a:graphic>
               <a:graphicData uri="http://schemas.openxmlformats.org/drawingml/2006/picture">
                 <pic:pic>
                   <pic:nvPicPr>
-                    <pic:cNvPr id="0" name="image1.png"/>
+                    <pic:cNvPr id="0" name="image2.png"/>
                     <pic:cNvPicPr preferRelativeResize="0"/>
                   </pic:nvPicPr>
                   <pic:blipFill>
@@ -44125,12 +44132,12 @@
           <wp:inline distB="114300" distT="114300" distL="114300" distR="114300">
             <wp:extent cx="6352223" cy="9570495"/>
             <wp:effectExtent b="0" l="0" r="0" t="0"/>
-            <wp:docPr id="14" name="image9.png"/>
+            <wp:docPr id="14" name="image3.png"/>
             <a:graphic>
               <a:graphicData uri="http://schemas.openxmlformats.org/drawingml/2006/picture">
                 <pic:pic>
                   <pic:nvPicPr>
-                    <pic:cNvPr id="0" name="image9.png"/>
+                    <pic:cNvPr id="0" name="image3.png"/>
                     <pic:cNvPicPr preferRelativeResize="0"/>
                   </pic:nvPicPr>
                   <pic:blipFill>
@@ -44245,12 +44252,12 @@
           <wp:inline distB="114300" distT="114300" distL="114300" distR="114300">
             <wp:extent cx="6300160" cy="762000"/>
             <wp:effectExtent b="0" l="0" r="0" t="0"/>
-            <wp:docPr id="10" name="image2.png"/>
+            <wp:docPr id="10" name="image7.png"/>
             <a:graphic>
               <a:graphicData uri="http://schemas.openxmlformats.org/drawingml/2006/picture">
                 <pic:pic>
                   <pic:nvPicPr>
-                    <pic:cNvPr id="0" name="image2.png"/>
+                    <pic:cNvPr id="0" name="image7.png"/>
                     <pic:cNvPicPr preferRelativeResize="0"/>
                   </pic:nvPicPr>
                   <pic:blipFill>
@@ -44365,12 +44372,12 @@
           <wp:inline distB="114300" distT="114300" distL="114300" distR="114300">
             <wp:extent cx="6300160" cy="723900"/>
             <wp:effectExtent b="0" l="0" r="0" t="0"/>
-            <wp:docPr id="13" name="image3.png"/>
+            <wp:docPr id="13" name="image9.png"/>
             <a:graphic>
               <a:graphicData uri="http://schemas.openxmlformats.org/drawingml/2006/picture">
                 <pic:pic>
                   <pic:nvPicPr>
-                    <pic:cNvPr id="0" name="image3.png"/>
+                    <pic:cNvPr id="0" name="image9.png"/>
                     <pic:cNvPicPr preferRelativeResize="0"/>
                   </pic:nvPicPr>
                   <pic:blipFill>
@@ -44485,12 +44492,12 @@
           <wp:inline distB="114300" distT="114300" distL="114300" distR="114300">
             <wp:extent cx="6300160" cy="1117600"/>
             <wp:effectExtent b="0" l="0" r="0" t="0"/>
-            <wp:docPr id="4" name="image14.png"/>
+            <wp:docPr id="5" name="image5.png"/>
             <a:graphic>
               <a:graphicData uri="http://schemas.openxmlformats.org/drawingml/2006/picture">
                 <pic:pic>
                   <pic:nvPicPr>
-                    <pic:cNvPr id="0" name="image14.png"/>
+                    <pic:cNvPr id="0" name="image5.png"/>
                     <pic:cNvPicPr preferRelativeResize="0"/>
                   </pic:nvPicPr>
                   <pic:blipFill>
@@ -44615,12 +44622,12 @@
           <wp:inline distB="114300" distT="114300" distL="114300" distR="114300">
             <wp:extent cx="6300160" cy="3543300"/>
             <wp:effectExtent b="0" l="0" r="0" t="0"/>
-            <wp:docPr id="7" name="image7.png"/>
+            <wp:docPr id="7" name="image11.png"/>
             <a:graphic>
               <a:graphicData uri="http://schemas.openxmlformats.org/drawingml/2006/picture">
                 <pic:pic>
                   <pic:nvPicPr>
-                    <pic:cNvPr id="0" name="image7.png"/>
+                    <pic:cNvPr id="0" name="image11.png"/>
                     <pic:cNvPicPr preferRelativeResize="0"/>
                   </pic:nvPicPr>
                   <pic:blipFill>
@@ -44700,12 +44707,12 @@
           <wp:inline distB="114300" distT="114300" distL="114300" distR="114300">
             <wp:extent cx="6300160" cy="3543300"/>
             <wp:effectExtent b="0" l="0" r="0" t="0"/>
-            <wp:docPr id="11" name="image11.png"/>
+            <wp:docPr id="11" name="image12.png"/>
             <a:graphic>
               <a:graphicData uri="http://schemas.openxmlformats.org/drawingml/2006/picture">
                 <pic:pic>
                   <pic:nvPicPr>
-                    <pic:cNvPr id="0" name="image11.png"/>
+                    <pic:cNvPr id="0" name="image12.png"/>
                     <pic:cNvPicPr preferRelativeResize="0"/>
                   </pic:nvPicPr>
                   <pic:blipFill>
@@ -44785,12 +44792,12 @@
           <wp:inline distB="114300" distT="114300" distL="114300" distR="114300">
             <wp:extent cx="6300160" cy="2082800"/>
             <wp:effectExtent b="0" l="0" r="0" t="0"/>
-            <wp:docPr id="5" name="image13.png"/>
+            <wp:docPr id="6" name="image1.png"/>
             <a:graphic>
               <a:graphicData uri="http://schemas.openxmlformats.org/drawingml/2006/picture">
                 <pic:pic>
                   <pic:nvPicPr>
-                    <pic:cNvPr id="0" name="image13.png"/>
+                    <pic:cNvPr id="0" name="image1.png"/>
                     <pic:cNvPicPr preferRelativeResize="0"/>
                   </pic:nvPicPr>
                   <pic:blipFill>
